--- a/testakten/longcovid-erwerbsminderung-feldermann-leipzig/21_kostenrisiko_pkh_antrag.docx
+++ b/testakten/longcovid-erwerbsminderung-feldermann-leipzig/21_kostenrisiko_pkh_antrag.docx
@@ -83,7 +83,7 @@
         <w:jc w:val="left"/>
       </w:pPr>
       <w:r>
-        <w:t xml:space="preserve">Im sozialgerichtlichen Verfahren (§§ 183 ff. SGG) gilt für Versicherte, Rentenbezieher und ihre Hinterbliebenen in den meisten Verfahren </w:t>
+        <w:t xml:space="preserve">Im sozialgerichtlichen Verfahren (Paragrafen 183 ff. SGG) gilt für Versicherte, Rentenbezieher und ihre Hinterbliebenen in den meisten Verfahren </w:t>
       </w:r>
       <w:r>
         <w:rPr>
@@ -92,7 +92,7 @@
         <w:t>Gerichtskostenfreiheit</w:t>
       </w:r>
       <w:r>
-        <w:t xml:space="preserve"> (§ 183 SGG). Frau Feldermann als Versicherte ist gerichtskostenfrei.</w:t>
+        <w:t xml:space="preserve"> (Paragraf 183 SGG). Frau Feldermann als Versicherte ist gerichtskostenfrei.</w:t>
       </w:r>
     </w:p>
     <w:tbl>
@@ -216,7 +216,7 @@
                 <w:rFonts w:ascii="Times New Roman" w:hAnsi="Times New Roman"/>
                 <w:sz w:val="20"/>
               </w:rPr>
-              <w:t xml:space="preserve"> (§ 183 SGG)</w:t>
+              <w:t xml:space="preserve"> (Paragraf 183 SGG)</w:t>
             </w:r>
           </w:p>
         </w:tc>
@@ -304,7 +304,7 @@
                 <w:rFonts w:ascii="Times New Roman" w:hAnsi="Times New Roman"/>
                 <w:sz w:val="20"/>
               </w:rPr>
-              <w:t>Widerspruchsverfahren UKBW</w:t>
+              <w:t>Widerspruchsverfahren BGW</w:t>
             </w:r>
           </w:p>
         </w:tc>
@@ -662,7 +662,7 @@
         <w:t>Beiordnung eines Rechtsanwalts</w:t>
       </w:r>
       <w:r>
-        <w:t xml:space="preserve"> (§ 73a SGG i. V. m. §§ 114 ff. ZPO). Wenn PKH bewilligt wird, werden die Anwaltskosten aus der Staatskasse übernommen.</w:t>
+        <w:t xml:space="preserve"> (Paragraf 73a SGG i. V. m. Paragrafen 114 ff. ZPO). Wenn PKH bewilligt wird, werden die Anwaltskosten aus der Staatskasse übernommen.</w:t>
       </w:r>
     </w:p>
     <w:p/>
@@ -674,7 +674,7 @@
         <w:rPr>
           <w:rFonts w:ascii="Times New Roman" w:hAnsi="Times New Roman"/>
         </w:rPr>
-        <w:t>II. PKH-Berechnung (§ 115 ZPO)</w:t>
+        <w:t>II. PKH-Berechnung (Paragraf 115 ZPO)</w:t>
       </w:r>
     </w:p>
     <w:p>
@@ -861,7 +861,7 @@
         <w:rPr>
           <w:rFonts w:ascii="Times New Roman" w:hAnsi="Times New Roman"/>
         </w:rPr>
-        <w:t>B. Absetzbeträge § 115 ZPO</w:t>
+        <w:t>B. Absetzbeträge Paragraf 115 ZPO</w:t>
       </w:r>
     </w:p>
     <w:tbl>
@@ -1007,7 +1007,7 @@
                 <w:rFonts w:ascii="Times New Roman" w:hAnsi="Times New Roman"/>
                 <w:sz w:val="20"/>
               </w:rPr>
-              <w:t>Wohnkosten (§ 115 Abs. 1 Nr. 3 ZPO, tatsächliche Miete + Heizung)</w:t>
+              <w:t>Wohnkosten (Paragraf 115 Abs. 1 Nr. 3 ZPO, tatsächliche Miete + Heizung)</w:t>
             </w:r>
           </w:p>
         </w:tc>
@@ -1037,7 +1037,7 @@
                 <w:rFonts w:ascii="Times New Roman" w:hAnsi="Times New Roman"/>
                 <w:sz w:val="20"/>
               </w:rPr>
-              <w:t>Freibetrag Partei (§ 115 Abs. 1 S. 3 Nr. 2b ZPO, 2026: 619 EUR)</w:t>
+              <w:t>Freibetrag Partei (Paragraf 115 Abs. 1 S. 3 Nr. 2b ZPO, 2026: 619 EUR)</w:t>
             </w:r>
           </w:p>
         </w:tc>
@@ -1067,7 +1067,7 @@
                 <w:rFonts w:ascii="Times New Roman" w:hAnsi="Times New Roman"/>
                 <w:sz w:val="20"/>
               </w:rPr>
-              <w:t>Freibetrag Ehegatte (§ 115 Abs. 1 S. 3 Nr. 2b ZPO, 2026: 619 EUR)</w:t>
+              <w:t>Freibetrag Ehegatte (Paragraf 115 Abs. 1 S. 3 Nr. 2b ZPO, 2026: 619 EUR)</w:t>
             </w:r>
           </w:p>
         </w:tc>
@@ -1097,7 +1097,7 @@
                 <w:rFonts w:ascii="Times New Roman" w:hAnsi="Times New Roman"/>
                 <w:sz w:val="20"/>
               </w:rPr>
-              <w:t>Freibetrag Kind Liam (§ 115 Abs. 1 Nr. 2c ZPO, 2026: 400 EUR)</w:t>
+              <w:t>Freibetrag Kind Liam (Paragraf 115 Abs. 1 Nr. 2c ZPO, 2026: 400 EUR)</w:t>
             </w:r>
           </w:p>
         </w:tc>
@@ -1127,7 +1127,7 @@
                 <w:rFonts w:ascii="Times New Roman" w:hAnsi="Times New Roman"/>
                 <w:sz w:val="20"/>
               </w:rPr>
-              <w:t>Freibetrag Kind Marlene (§ 115 Abs. 1 Nr. 2c ZPO)</w:t>
+              <w:t>Freibetrag Kind Marlene (Paragraf 115 Abs. 1 Nr. 2c ZPO)</w:t>
             </w:r>
           </w:p>
         </w:tc>
@@ -1385,7 +1385,7 @@
                 <w:b/>
                 <w:sz w:val="20"/>
               </w:rPr>
-              <w:t>Verbleibendes Einkommen (§ 115 ZPO)</w:t>
+              <w:t>Verbleibendes Einkommen (Paragraf 115 ZPO)</w:t>
             </w:r>
           </w:p>
         </w:tc>
@@ -1619,7 +1619,7 @@
         <w:jc w:val="left"/>
       </w:pPr>
       <w:r>
-        <w:t>Im sozialgerichtlichen Verfahren trägt bei einer obsiegenden Partei der unterlegene Träger die außergerichtlichen Kosten (§ 193 SGG). Bei Erfolg im:</w:t>
+        <w:t>Im sozialgerichtlichen Verfahren trägt bei einer obsiegenden Partei der unterlegene Träger die außergerichtlichen Kosten (Paragraf 193 SGG). Bei Erfolg im:</w:t>
       </w:r>
     </w:p>
     <w:p>
@@ -1651,7 +1651,7 @@
         <w:jc w:val="left"/>
       </w:pPr>
       <w:r>
-        <w:t>Einzige Ausnahme: Widerspruchsverfahren — dort keine Kostenerstattung an den Bürger (§ 63 Abs. 1 SGB X).</w:t>
+        <w:t>Einzige Ausnahme: Widerspruchsverfahren — dort keine Kostenerstattung an den Bürger (Paragraf 63 Abs. 1 SGB X).</w:t>
       </w:r>
     </w:p>
     <w:p/>
